--- a/public/tours/international/europe/itineraries/14 Days Best of United Kingdom.docx
+++ b/public/tours/international/europe/itineraries/14 Days Best of United Kingdom.docx
@@ -1,6 +1,6 @@
 
 <file path=word/document.xml><?xml version="1.0" encoding="utf-8"?>
-<w:document xmlns:wpc="http://schemas.microsoft.com/office/word/2010/wordprocessingCanvas" xmlns:cx="http://schemas.microsoft.com/office/drawing/2014/chartex" xmlns:cx1="http://schemas.microsoft.com/office/drawing/2015/9/8/chartex" xmlns:cx2="http://schemas.microsoft.com/office/drawing/2015/10/21/chartex" xmlns:cx3="http://schemas.microsoft.com/office/drawing/2016/5/9/chartex" xmlns:cx4="http://schemas.microsoft.com/office/drawing/2016/5/10/chartex" xmlns:cx5="http://schemas.microsoft.com/office/drawing/2016/5/11/chartex" xmlns:cx6="http://schemas.microsoft.com/office/drawing/2016/5/12/chartex" xmlns:cx7="http://schemas.microsoft.com/office/drawing/2016/5/13/chartex" xmlns:cx8="http://schemas.microsoft.com/office/drawing/2016/5/14/chartex" xmlns:mc="http://schemas.openxmlformats.org/markup-compatibility/2006" xmlns:aink="http://schemas.microsoft.com/office/drawing/2016/ink" xmlns:am3d="http://schemas.microsoft.com/office/drawing/2017/model3d" xmlns:o="urn:schemas-microsoft-com:office:office" xmlns:oel="http://schemas.microsoft.com/office/2019/extlst" xmlns:r="http://schemas.openxmlformats.org/officeDocument/2006/relationships" xmlns:m="http://schemas.openxmlformats.org/officeDocument/2006/math" xmlns:v="urn:schemas-microsoft-com:vml" xmlns:wp14="http://schemas.microsoft.com/office/word/2010/wordprocessingDrawing" xmlns:wp="http://schemas.openxmlformats.org/drawingml/2006/wordprocessingDrawing" xmlns:w10="urn:schemas-microsoft-com:office:word" xmlns:w="http://schemas.openxmlformats.org/wordprocessingml/2006/main" xmlns:w14="http://schemas.microsoft.com/office/word/2010/wordml" xmlns:w15="http://schemas.microsoft.com/office/word/2012/wordml" xmlns:w16cex="http://schemas.microsoft.com/office/word/2018/wordml/cex" xmlns:w16cid="http://schemas.microsoft.com/office/word/2016/wordml/cid" xmlns:w16="http://schemas.microsoft.com/office/word/2018/wordml" xmlns:w16du="http://schemas.microsoft.com/office/word/2023/wordml/word16du" xmlns:w16sdtdh="http://schemas.microsoft.com/office/word/2020/wordml/sdtdatahash" xmlns:w16sdtfl="http://schemas.microsoft.com/office/word/2024/wordml/sdtformatlock" xmlns:w16se="http://schemas.microsoft.com/office/word/2015/wordml/symex" xmlns:wpg="http://schemas.microsoft.com/office/word/2010/wordprocessingGroup" xmlns:wpi="http://schemas.microsoft.com/office/word/2010/wordprocessingInk" xmlns:wne="http://schemas.microsoft.com/office/word/2006/wordml" xmlns:wps="http://schemas.microsoft.com/office/word/2010/wordprocessingShape" mc:Ignorable="w14 w15 w16se w16cid w16 w16cex w16sdtdh w16sdtfl w16du wp14">
+<w:document xmlns:wpc="http://schemas.microsoft.com/office/word/2010/wordprocessingCanvas" xmlns:cx="http://schemas.microsoft.com/office/drawing/2014/chartex" xmlns:cx1="http://schemas.microsoft.com/office/drawing/2015/9/8/chartex" xmlns:cx2="http://schemas.microsoft.com/office/drawing/2015/10/21/chartex" xmlns:cx3="http://schemas.microsoft.com/office/drawing/2016/5/9/chartex" xmlns:cx4="http://schemas.microsoft.com/office/drawing/2016/5/10/chartex" xmlns:cx5="http://schemas.microsoft.com/office/drawing/2016/5/11/chartex" xmlns:cx6="http://schemas.microsoft.com/office/drawing/2016/5/12/chartex" xmlns:cx7="http://schemas.microsoft.com/office/drawing/2016/5/13/chartex" xmlns:cx8="http://schemas.microsoft.com/office/drawing/2016/5/14/chartex" xmlns:mc="http://schemas.openxmlformats.org/markup-compatibility/2006" xmlns:aink="http://schemas.microsoft.com/office/drawing/2016/ink" xmlns:am3d="http://schemas.microsoft.com/office/drawing/2017/model3d" xmlns:o="urn:schemas-microsoft-com:office:office" xmlns:r="http://schemas.openxmlformats.org/officeDocument/2006/relationships" xmlns:m="http://schemas.openxmlformats.org/officeDocument/2006/math" xmlns:v="urn:schemas-microsoft-com:vml" xmlns:wp14="http://schemas.microsoft.com/office/word/2010/wordprocessingDrawing" xmlns:wp="http://schemas.openxmlformats.org/drawingml/2006/wordprocessingDrawing" xmlns:w10="urn:schemas-microsoft-com:office:word" xmlns:w="http://schemas.openxmlformats.org/wordprocessingml/2006/main" xmlns:w14="http://schemas.microsoft.com/office/word/2010/wordml" xmlns:w15="http://schemas.microsoft.com/office/word/2012/wordml" xmlns:w16cid="http://schemas.microsoft.com/office/word/2016/wordml/cid" xmlns:w16se="http://schemas.microsoft.com/office/word/2015/wordml/symex" xmlns:wpg="http://schemas.microsoft.com/office/word/2010/wordprocessingGroup" xmlns:wpi="http://schemas.microsoft.com/office/word/2010/wordprocessingInk" xmlns:wne="http://schemas.microsoft.com/office/word/2006/wordml" xmlns:wps="http://schemas.microsoft.com/office/word/2010/wordprocessingShape" mc:Ignorable="w14 w15 w16se w16cid wp14">
   <w:body>
     <w:p>
       <w:pPr>
@@ -278,29 +278,7 @@
           <w:szCs w:val="20"/>
           <w:lang w:eastAsia="en-IN"/>
         </w:rPr>
-        <w:t xml:space="preserve">Experience the Cliffs of Moher &amp; Inis </w:t>
-      </w:r>
-      <w:proofErr w:type="spellStart"/>
-      <w:r>
-        <w:rPr>
-          <w:rFonts w:ascii="Arial" w:eastAsia="Times New Roman" w:hAnsi="Arial" w:cs="Arial"/>
-          <w:color w:val="222222"/>
-          <w:sz w:val="20"/>
-          <w:szCs w:val="20"/>
-          <w:lang w:eastAsia="en-IN"/>
-        </w:rPr>
-        <w:t>Oirr</w:t>
-      </w:r>
-      <w:proofErr w:type="spellEnd"/>
-      <w:r>
-        <w:rPr>
-          <w:rFonts w:ascii="Arial" w:eastAsia="Times New Roman" w:hAnsi="Arial" w:cs="Arial"/>
-          <w:color w:val="222222"/>
-          <w:sz w:val="20"/>
-          <w:szCs w:val="20"/>
-          <w:lang w:eastAsia="en-IN"/>
-        </w:rPr>
-        <w:t xml:space="preserve"> Island ferry ride </w:t>
+        <w:t xml:space="preserve">Experience the Cliffs of Moher &amp; Inis Oirr Island ferry ride </w:t>
       </w:r>
     </w:p>
     <w:p>
@@ -482,29 +460,7 @@
           <w:szCs w:val="20"/>
           <w:lang w:eastAsia="en-IN"/>
         </w:rPr>
-        <w:t>Experience Scottish whisky distillery (</w:t>
-      </w:r>
-      <w:proofErr w:type="spellStart"/>
-      <w:r>
-        <w:rPr>
-          <w:rFonts w:ascii="Arial" w:eastAsia="Times New Roman" w:hAnsi="Arial" w:cs="Arial"/>
-          <w:color w:val="222222"/>
-          <w:sz w:val="20"/>
-          <w:szCs w:val="20"/>
-          <w:lang w:eastAsia="en-IN"/>
-        </w:rPr>
-        <w:t>Glengoyne</w:t>
-      </w:r>
-      <w:proofErr w:type="spellEnd"/>
-      <w:r>
-        <w:rPr>
-          <w:rFonts w:ascii="Arial" w:eastAsia="Times New Roman" w:hAnsi="Arial" w:cs="Arial"/>
-          <w:color w:val="222222"/>
-          <w:sz w:val="20"/>
-          <w:szCs w:val="20"/>
-          <w:lang w:eastAsia="en-IN"/>
-        </w:rPr>
-        <w:t xml:space="preserve">) </w:t>
+        <w:t xml:space="preserve">Experience Scottish whisky distillery (Glengoyne) </w:t>
       </w:r>
     </w:p>
     <w:p>
@@ -696,33 +652,7 @@
           <w:szCs w:val="20"/>
           <w:lang w:eastAsia="en-IN"/>
         </w:rPr>
-        <w:t xml:space="preserve">Day </w:t>
-      </w:r>
-      <w:proofErr w:type="gramStart"/>
-      <w:r>
-        <w:rPr>
-          <w:rFonts w:ascii="Arial" w:eastAsia="Times New Roman" w:hAnsi="Arial" w:cs="Arial"/>
-          <w:b/>
-          <w:bCs/>
-          <w:color w:val="222222"/>
-          <w:sz w:val="20"/>
-          <w:szCs w:val="20"/>
-          <w:lang w:eastAsia="en-IN"/>
-        </w:rPr>
-        <w:t>01 :</w:t>
-      </w:r>
-      <w:proofErr w:type="gramEnd"/>
-      <w:r>
-        <w:rPr>
-          <w:rFonts w:ascii="Arial" w:eastAsia="Times New Roman" w:hAnsi="Arial" w:cs="Arial"/>
-          <w:b/>
-          <w:bCs/>
-          <w:color w:val="222222"/>
-          <w:sz w:val="20"/>
-          <w:szCs w:val="20"/>
-          <w:lang w:eastAsia="en-IN"/>
-        </w:rPr>
-        <w:t xml:space="preserve"> Arrival in London</w:t>
+        <w:t>Day 01 : Arrival in London</w:t>
       </w:r>
       <w:r>
         <w:rPr>
@@ -783,33 +713,7 @@
           <w:szCs w:val="20"/>
           <w:lang w:eastAsia="en-IN"/>
         </w:rPr>
-        <w:t xml:space="preserve">Day </w:t>
-      </w:r>
-      <w:proofErr w:type="gramStart"/>
-      <w:r>
-        <w:rPr>
-          <w:rFonts w:ascii="Arial" w:eastAsia="Times New Roman" w:hAnsi="Arial" w:cs="Arial"/>
-          <w:b/>
-          <w:bCs/>
-          <w:color w:val="222222"/>
-          <w:sz w:val="20"/>
-          <w:szCs w:val="20"/>
-          <w:lang w:eastAsia="en-IN"/>
-        </w:rPr>
-        <w:t>02 :</w:t>
-      </w:r>
-      <w:proofErr w:type="gramEnd"/>
-      <w:r>
-        <w:rPr>
-          <w:rFonts w:ascii="Arial" w:eastAsia="Times New Roman" w:hAnsi="Arial" w:cs="Arial"/>
-          <w:b/>
-          <w:bCs/>
-          <w:color w:val="222222"/>
-          <w:sz w:val="20"/>
-          <w:szCs w:val="20"/>
-          <w:lang w:eastAsia="en-IN"/>
-        </w:rPr>
-        <w:t xml:space="preserve"> London City Tour &amp; Madame Tussauds London</w:t>
+        <w:t>Day 02 : London City Tour &amp; Madame Tussauds London</w:t>
       </w:r>
       <w:r>
         <w:rPr>
@@ -870,33 +774,7 @@
           <w:szCs w:val="20"/>
           <w:lang w:eastAsia="en-IN"/>
         </w:rPr>
-        <w:t xml:space="preserve">Day </w:t>
-      </w:r>
-      <w:proofErr w:type="gramStart"/>
-      <w:r>
-        <w:rPr>
-          <w:rFonts w:ascii="Arial" w:eastAsia="Times New Roman" w:hAnsi="Arial" w:cs="Arial"/>
-          <w:b/>
-          <w:bCs/>
-          <w:color w:val="222222"/>
-          <w:sz w:val="20"/>
-          <w:szCs w:val="20"/>
-          <w:lang w:eastAsia="en-IN"/>
-        </w:rPr>
-        <w:t>03 :</w:t>
-      </w:r>
-      <w:proofErr w:type="gramEnd"/>
-      <w:r>
-        <w:rPr>
-          <w:rFonts w:ascii="Arial" w:eastAsia="Times New Roman" w:hAnsi="Arial" w:cs="Arial"/>
-          <w:b/>
-          <w:bCs/>
-          <w:color w:val="222222"/>
-          <w:sz w:val="20"/>
-          <w:szCs w:val="20"/>
-          <w:lang w:eastAsia="en-IN"/>
-        </w:rPr>
-        <w:t xml:space="preserve"> London – Stonehenge – Bath – Cardiff</w:t>
+        <w:t>Day 03 : London – Stonehenge – Bath – Cardiff</w:t>
       </w:r>
       <w:r>
         <w:rPr>
@@ -957,33 +835,7 @@
           <w:szCs w:val="20"/>
           <w:lang w:eastAsia="en-IN"/>
         </w:rPr>
-        <w:t xml:space="preserve">Day </w:t>
-      </w:r>
-      <w:proofErr w:type="gramStart"/>
-      <w:r>
-        <w:rPr>
-          <w:rFonts w:ascii="Arial" w:eastAsia="Times New Roman" w:hAnsi="Arial" w:cs="Arial"/>
-          <w:b/>
-          <w:bCs/>
-          <w:color w:val="222222"/>
-          <w:sz w:val="20"/>
-          <w:szCs w:val="20"/>
-          <w:lang w:eastAsia="en-IN"/>
-        </w:rPr>
-        <w:t>04 :</w:t>
-      </w:r>
-      <w:proofErr w:type="gramEnd"/>
-      <w:r>
-        <w:rPr>
-          <w:rFonts w:ascii="Arial" w:eastAsia="Times New Roman" w:hAnsi="Arial" w:cs="Arial"/>
-          <w:b/>
-          <w:bCs/>
-          <w:color w:val="222222"/>
-          <w:sz w:val="20"/>
-          <w:szCs w:val="20"/>
-          <w:lang w:eastAsia="en-IN"/>
-        </w:rPr>
-        <w:t xml:space="preserve"> Cardiff – Ferry – Waterford</w:t>
+        <w:t>Day 04 : Cardiff – Ferry – Waterford</w:t>
       </w:r>
       <w:r>
         <w:rPr>
@@ -1044,33 +896,7 @@
           <w:szCs w:val="20"/>
           <w:lang w:eastAsia="en-IN"/>
         </w:rPr>
-        <w:t xml:space="preserve">Day </w:t>
-      </w:r>
-      <w:proofErr w:type="gramStart"/>
-      <w:r>
-        <w:rPr>
-          <w:rFonts w:ascii="Arial" w:eastAsia="Times New Roman" w:hAnsi="Arial" w:cs="Arial"/>
-          <w:b/>
-          <w:bCs/>
-          <w:color w:val="222222"/>
-          <w:sz w:val="20"/>
-          <w:szCs w:val="20"/>
-          <w:lang w:eastAsia="en-IN"/>
-        </w:rPr>
-        <w:t>05 :</w:t>
-      </w:r>
-      <w:proofErr w:type="gramEnd"/>
-      <w:r>
-        <w:rPr>
-          <w:rFonts w:ascii="Arial" w:eastAsia="Times New Roman" w:hAnsi="Arial" w:cs="Arial"/>
-          <w:b/>
-          <w:bCs/>
-          <w:color w:val="222222"/>
-          <w:sz w:val="20"/>
-          <w:szCs w:val="20"/>
-          <w:lang w:eastAsia="en-IN"/>
-        </w:rPr>
-        <w:t xml:space="preserve"> Waterford – Killarney – Limerick</w:t>
+        <w:t>Day 05 : Waterford – Killarney – Limerick</w:t>
       </w:r>
       <w:r>
         <w:rPr>
@@ -1131,33 +957,7 @@
           <w:szCs w:val="20"/>
           <w:lang w:eastAsia="en-IN"/>
         </w:rPr>
-        <w:t xml:space="preserve">Day </w:t>
-      </w:r>
-      <w:proofErr w:type="gramStart"/>
-      <w:r>
-        <w:rPr>
-          <w:rFonts w:ascii="Arial" w:eastAsia="Times New Roman" w:hAnsi="Arial" w:cs="Arial"/>
-          <w:b/>
-          <w:bCs/>
-          <w:color w:val="222222"/>
-          <w:sz w:val="20"/>
-          <w:szCs w:val="20"/>
-          <w:lang w:eastAsia="en-IN"/>
-        </w:rPr>
-        <w:t>06 :</w:t>
-      </w:r>
-      <w:proofErr w:type="gramEnd"/>
-      <w:r>
-        <w:rPr>
-          <w:rFonts w:ascii="Arial" w:eastAsia="Times New Roman" w:hAnsi="Arial" w:cs="Arial"/>
-          <w:b/>
-          <w:bCs/>
-          <w:color w:val="222222"/>
-          <w:sz w:val="20"/>
-          <w:szCs w:val="20"/>
-          <w:lang w:eastAsia="en-IN"/>
-        </w:rPr>
-        <w:t xml:space="preserve"> Limerick – Cliffs of Moher – Galway</w:t>
+        <w:t>Day 06 : Limerick – Cliffs of Moher – Galway</w:t>
       </w:r>
       <w:r>
         <w:rPr>
@@ -1168,29 +968,7 @@
           <w:lang w:eastAsia="en-IN"/>
         </w:rPr>
         <w:br/>
-        <w:t xml:space="preserve">Visit Cliffs of Moher. Ferry from Doolin to Inis </w:t>
-      </w:r>
-      <w:proofErr w:type="spellStart"/>
-      <w:r>
-        <w:rPr>
-          <w:rFonts w:ascii="Arial" w:eastAsia="Times New Roman" w:hAnsi="Arial" w:cs="Arial"/>
-          <w:color w:val="222222"/>
-          <w:sz w:val="20"/>
-          <w:szCs w:val="20"/>
-          <w:lang w:eastAsia="en-IN"/>
-        </w:rPr>
-        <w:t>Oirr</w:t>
-      </w:r>
-      <w:proofErr w:type="spellEnd"/>
-      <w:r>
-        <w:rPr>
-          <w:rFonts w:ascii="Arial" w:eastAsia="Times New Roman" w:hAnsi="Arial" w:cs="Arial"/>
-          <w:color w:val="222222"/>
-          <w:sz w:val="20"/>
-          <w:szCs w:val="20"/>
-          <w:lang w:eastAsia="en-IN"/>
-        </w:rPr>
-        <w:t xml:space="preserve"> Island. Continue to Galway with guided city tour. Overnight stay.</w:t>
+        <w:t>Visit Cliffs of Moher. Ferry from Doolin to Inis Oirr Island. Continue to Galway with guided city tour. Overnight stay.</w:t>
       </w:r>
     </w:p>
     <w:p>
@@ -1240,33 +1018,7 @@
           <w:szCs w:val="20"/>
           <w:lang w:eastAsia="en-IN"/>
         </w:rPr>
-        <w:t xml:space="preserve">Day </w:t>
-      </w:r>
-      <w:proofErr w:type="gramStart"/>
-      <w:r>
-        <w:rPr>
-          <w:rFonts w:ascii="Arial" w:eastAsia="Times New Roman" w:hAnsi="Arial" w:cs="Arial"/>
-          <w:b/>
-          <w:bCs/>
-          <w:color w:val="222222"/>
-          <w:sz w:val="20"/>
-          <w:szCs w:val="20"/>
-          <w:lang w:eastAsia="en-IN"/>
-        </w:rPr>
-        <w:t>07 :</w:t>
-      </w:r>
-      <w:proofErr w:type="gramEnd"/>
-      <w:r>
-        <w:rPr>
-          <w:rFonts w:ascii="Arial" w:eastAsia="Times New Roman" w:hAnsi="Arial" w:cs="Arial"/>
-          <w:b/>
-          <w:bCs/>
-          <w:color w:val="222222"/>
-          <w:sz w:val="20"/>
-          <w:szCs w:val="20"/>
-          <w:lang w:eastAsia="en-IN"/>
-        </w:rPr>
-        <w:t xml:space="preserve"> Galway – Dublin</w:t>
+        <w:t>Day 07 : Galway – Dublin</w:t>
       </w:r>
       <w:r>
         <w:rPr>
@@ -1327,33 +1079,7 @@
           <w:szCs w:val="20"/>
           <w:lang w:eastAsia="en-IN"/>
         </w:rPr>
-        <w:t xml:space="preserve">Day </w:t>
-      </w:r>
-      <w:proofErr w:type="gramStart"/>
-      <w:r>
-        <w:rPr>
-          <w:rFonts w:ascii="Arial" w:eastAsia="Times New Roman" w:hAnsi="Arial" w:cs="Arial"/>
-          <w:b/>
-          <w:bCs/>
-          <w:color w:val="222222"/>
-          <w:sz w:val="20"/>
-          <w:szCs w:val="20"/>
-          <w:lang w:eastAsia="en-IN"/>
-        </w:rPr>
-        <w:t>08 :</w:t>
-      </w:r>
-      <w:proofErr w:type="gramEnd"/>
-      <w:r>
-        <w:rPr>
-          <w:rFonts w:ascii="Arial" w:eastAsia="Times New Roman" w:hAnsi="Arial" w:cs="Arial"/>
-          <w:b/>
-          <w:bCs/>
-          <w:color w:val="222222"/>
-          <w:sz w:val="20"/>
-          <w:szCs w:val="20"/>
-          <w:lang w:eastAsia="en-IN"/>
-        </w:rPr>
-        <w:t xml:space="preserve"> Dublin – Giant’s Causeway – Belfast</w:t>
+        <w:t>Day 08 : Dublin – Giant’s Causeway – Belfast</w:t>
       </w:r>
       <w:r>
         <w:rPr>
@@ -1415,33 +1141,7 @@
           <w:lang w:eastAsia="en-IN"/>
         </w:rPr>
         <w:lastRenderedPageBreak/>
-        <w:t xml:space="preserve">Day </w:t>
-      </w:r>
-      <w:proofErr w:type="gramStart"/>
-      <w:r>
-        <w:rPr>
-          <w:rFonts w:ascii="Arial" w:eastAsia="Times New Roman" w:hAnsi="Arial" w:cs="Arial"/>
-          <w:b/>
-          <w:bCs/>
-          <w:color w:val="222222"/>
-          <w:sz w:val="20"/>
-          <w:szCs w:val="20"/>
-          <w:lang w:eastAsia="en-IN"/>
-        </w:rPr>
-        <w:t>09 :</w:t>
-      </w:r>
-      <w:proofErr w:type="gramEnd"/>
-      <w:r>
-        <w:rPr>
-          <w:rFonts w:ascii="Arial" w:eastAsia="Times New Roman" w:hAnsi="Arial" w:cs="Arial"/>
-          <w:b/>
-          <w:bCs/>
-          <w:color w:val="222222"/>
-          <w:sz w:val="20"/>
-          <w:szCs w:val="20"/>
-          <w:lang w:eastAsia="en-IN"/>
-        </w:rPr>
-        <w:t xml:space="preserve"> Belfast City Tour &amp; Titanic Belfast</w:t>
+        <w:t>Day 09 : Belfast City Tour &amp; Titanic Belfast</w:t>
       </w:r>
       <w:r>
         <w:rPr>
@@ -1502,33 +1202,7 @@
           <w:szCs w:val="20"/>
           <w:lang w:eastAsia="en-IN"/>
         </w:rPr>
-        <w:t xml:space="preserve">Day </w:t>
-      </w:r>
-      <w:proofErr w:type="gramStart"/>
-      <w:r>
-        <w:rPr>
-          <w:rFonts w:ascii="Arial" w:eastAsia="Times New Roman" w:hAnsi="Arial" w:cs="Arial"/>
-          <w:b/>
-          <w:bCs/>
-          <w:color w:val="222222"/>
-          <w:sz w:val="20"/>
-          <w:szCs w:val="20"/>
-          <w:lang w:eastAsia="en-IN"/>
-        </w:rPr>
-        <w:t>10 :</w:t>
-      </w:r>
-      <w:proofErr w:type="gramEnd"/>
-      <w:r>
-        <w:rPr>
-          <w:rFonts w:ascii="Arial" w:eastAsia="Times New Roman" w:hAnsi="Arial" w:cs="Arial"/>
-          <w:b/>
-          <w:bCs/>
-          <w:color w:val="222222"/>
-          <w:sz w:val="20"/>
-          <w:szCs w:val="20"/>
-          <w:lang w:eastAsia="en-IN"/>
-        </w:rPr>
-        <w:t xml:space="preserve"> Belfast – Ferry – Glasgow</w:t>
+        <w:t>Day 10 : Belfast – Ferry – Glasgow</w:t>
       </w:r>
       <w:r>
         <w:rPr>
@@ -1589,33 +1263,7 @@
           <w:szCs w:val="20"/>
           <w:lang w:eastAsia="en-IN"/>
         </w:rPr>
-        <w:t xml:space="preserve">Day </w:t>
-      </w:r>
-      <w:proofErr w:type="gramStart"/>
-      <w:r>
-        <w:rPr>
-          <w:rFonts w:ascii="Arial" w:eastAsia="Times New Roman" w:hAnsi="Arial" w:cs="Arial"/>
-          <w:b/>
-          <w:bCs/>
-          <w:color w:val="222222"/>
-          <w:sz w:val="20"/>
-          <w:szCs w:val="20"/>
-          <w:lang w:eastAsia="en-IN"/>
-        </w:rPr>
-        <w:t>11 :</w:t>
-      </w:r>
-      <w:proofErr w:type="gramEnd"/>
-      <w:r>
-        <w:rPr>
-          <w:rFonts w:ascii="Arial" w:eastAsia="Times New Roman" w:hAnsi="Arial" w:cs="Arial"/>
-          <w:b/>
-          <w:bCs/>
-          <w:color w:val="222222"/>
-          <w:sz w:val="20"/>
-          <w:szCs w:val="20"/>
-          <w:lang w:eastAsia="en-IN"/>
-        </w:rPr>
-        <w:t xml:space="preserve"> Glasgow – Edinburgh – Distillery Visit</w:t>
+        <w:t>Day 11 : Glasgow – Edinburgh – Distillery Visit</w:t>
       </w:r>
       <w:r>
         <w:rPr>
@@ -1626,29 +1274,7 @@
           <w:lang w:eastAsia="en-IN"/>
         </w:rPr>
         <w:br/>
-        <w:t xml:space="preserve">Proceed to Edinburgh. Guided city tour and visit Edinburgh Castle. Enjoy </w:t>
-      </w:r>
-      <w:proofErr w:type="spellStart"/>
-      <w:r>
-        <w:rPr>
-          <w:rFonts w:ascii="Arial" w:eastAsia="Times New Roman" w:hAnsi="Arial" w:cs="Arial"/>
-          <w:color w:val="222222"/>
-          <w:sz w:val="20"/>
-          <w:szCs w:val="20"/>
-          <w:lang w:eastAsia="en-IN"/>
-        </w:rPr>
-        <w:t>Glengoyne</w:t>
-      </w:r>
-      <w:proofErr w:type="spellEnd"/>
-      <w:r>
-        <w:rPr>
-          <w:rFonts w:ascii="Arial" w:eastAsia="Times New Roman" w:hAnsi="Arial" w:cs="Arial"/>
-          <w:color w:val="222222"/>
-          <w:sz w:val="20"/>
-          <w:szCs w:val="20"/>
-          <w:lang w:eastAsia="en-IN"/>
-        </w:rPr>
-        <w:t xml:space="preserve"> Distillery. Return to Glasgow. Overnight stay.</w:t>
+        <w:t>Proceed to Edinburgh. Guided city tour and visit Edinburgh Castle. Enjoy Glengoyne Distillery. Return to Glasgow. Overnight stay.</w:t>
       </w:r>
     </w:p>
     <w:p>
@@ -1698,33 +1324,7 @@
           <w:szCs w:val="20"/>
           <w:lang w:eastAsia="en-IN"/>
         </w:rPr>
-        <w:t xml:space="preserve">Day </w:t>
-      </w:r>
-      <w:proofErr w:type="gramStart"/>
-      <w:r>
-        <w:rPr>
-          <w:rFonts w:ascii="Arial" w:eastAsia="Times New Roman" w:hAnsi="Arial" w:cs="Arial"/>
-          <w:b/>
-          <w:bCs/>
-          <w:color w:val="222222"/>
-          <w:sz w:val="20"/>
-          <w:szCs w:val="20"/>
-          <w:lang w:eastAsia="en-IN"/>
-        </w:rPr>
-        <w:t>12 :</w:t>
-      </w:r>
-      <w:proofErr w:type="gramEnd"/>
-      <w:r>
-        <w:rPr>
-          <w:rFonts w:ascii="Arial" w:eastAsia="Times New Roman" w:hAnsi="Arial" w:cs="Arial"/>
-          <w:b/>
-          <w:bCs/>
-          <w:color w:val="222222"/>
-          <w:sz w:val="20"/>
-          <w:szCs w:val="20"/>
-          <w:lang w:eastAsia="en-IN"/>
-        </w:rPr>
-        <w:t xml:space="preserve"> Glasgow – Lake District – Manchester</w:t>
+        <w:t>Day 12 : Glasgow – Lake District – Manchester</w:t>
       </w:r>
       <w:r>
         <w:rPr>
@@ -1801,33 +1401,7 @@
           <w:szCs w:val="20"/>
           <w:lang w:eastAsia="en-IN"/>
         </w:rPr>
-        <w:t xml:space="preserve">Day </w:t>
-      </w:r>
-      <w:proofErr w:type="gramStart"/>
-      <w:r>
-        <w:rPr>
-          <w:rFonts w:ascii="Arial" w:eastAsia="Times New Roman" w:hAnsi="Arial" w:cs="Arial"/>
-          <w:b/>
-          <w:bCs/>
-          <w:color w:val="222222"/>
-          <w:sz w:val="20"/>
-          <w:szCs w:val="20"/>
-          <w:lang w:eastAsia="en-IN"/>
-        </w:rPr>
-        <w:t>13 :</w:t>
-      </w:r>
-      <w:proofErr w:type="gramEnd"/>
-      <w:r>
-        <w:rPr>
-          <w:rFonts w:ascii="Arial" w:eastAsia="Times New Roman" w:hAnsi="Arial" w:cs="Arial"/>
-          <w:b/>
-          <w:bCs/>
-          <w:color w:val="222222"/>
-          <w:sz w:val="20"/>
-          <w:szCs w:val="20"/>
-          <w:lang w:eastAsia="en-IN"/>
-        </w:rPr>
-        <w:t xml:space="preserve"> Manchester – Oxford – Bicester Village – London</w:t>
+        <w:t>Day 13 : Manchester – Oxford – Bicester Village – London</w:t>
       </w:r>
       <w:r>
         <w:rPr>
@@ -1889,33 +1463,7 @@
           <w:szCs w:val="20"/>
           <w:lang w:eastAsia="en-IN"/>
         </w:rPr>
-        <w:t xml:space="preserve">Day </w:t>
-      </w:r>
-      <w:proofErr w:type="gramStart"/>
-      <w:r>
-        <w:rPr>
-          <w:rFonts w:ascii="Arial" w:eastAsia="Times New Roman" w:hAnsi="Arial" w:cs="Arial"/>
-          <w:b/>
-          <w:bCs/>
-          <w:color w:val="222222"/>
-          <w:sz w:val="20"/>
-          <w:szCs w:val="20"/>
-          <w:lang w:eastAsia="en-IN"/>
-        </w:rPr>
-        <w:t>14 :</w:t>
-      </w:r>
-      <w:proofErr w:type="gramEnd"/>
-      <w:r>
-        <w:rPr>
-          <w:rFonts w:ascii="Arial" w:eastAsia="Times New Roman" w:hAnsi="Arial" w:cs="Arial"/>
-          <w:b/>
-          <w:bCs/>
-          <w:color w:val="222222"/>
-          <w:sz w:val="20"/>
-          <w:szCs w:val="20"/>
-          <w:lang w:eastAsia="en-IN"/>
-        </w:rPr>
-        <w:t xml:space="preserve"> Departure from London</w:t>
+        <w:t>Day 14 : Departure from London</w:t>
       </w:r>
       <w:r>
         <w:rPr>
@@ -1950,7 +1498,7 @@
           <w:lang w:eastAsia="en-IN"/>
         </w:rPr>
         <w:pict w14:anchorId="53ECD8D6">
-          <v:rect id="_x0000_i1041" style="width:0;height:1.5pt" o:hralign="center" o:hrstd="t" o:hr="t" fillcolor="#a0a0a0" stroked="f"/>
+          <v:rect id="_x0000_i1040" style="width:0;height:1.5pt" o:hralign="center" o:hrstd="t" o:hr="t" fillcolor="#a0a0a0" stroked="f"/>
         </w:pict>
       </w:r>
     </w:p>
@@ -1998,6 +1546,7 @@
           <w:lang w:eastAsia="en-IN"/>
         </w:rPr>
       </w:pPr>
+      <w:bookmarkStart w:id="0" w:name="_GoBack"/>
       <w:r>
         <w:rPr>
           <w:rFonts w:ascii="Arial" w:eastAsia="Times New Roman" w:hAnsi="Arial" w:cs="Arial"/>
@@ -2011,7 +1560,6 @@
       <w:r>
         <w:rPr>
           <w:rFonts w:ascii="Arial" w:eastAsia="Times New Roman" w:hAnsi="Arial" w:cs="Arial"/>
-          <w:b/>
           <w:bCs/>
           <w:color w:val="222222"/>
           <w:sz w:val="20"/>
@@ -2061,7 +1609,6 @@
       <w:r>
         <w:rPr>
           <w:rFonts w:ascii="Arial" w:eastAsia="Times New Roman" w:hAnsi="Arial" w:cs="Arial"/>
-          <w:b/>
           <w:bCs/>
           <w:color w:val="222222"/>
           <w:sz w:val="20"/>
@@ -2111,7 +1658,6 @@
       <w:r>
         <w:rPr>
           <w:rFonts w:ascii="Arial" w:eastAsia="Times New Roman" w:hAnsi="Arial" w:cs="Arial"/>
-          <w:b/>
           <w:bCs/>
           <w:color w:val="222222"/>
           <w:sz w:val="20"/>
@@ -2131,6 +1677,7 @@
         <w:t xml:space="preserve"> </w:t>
       </w:r>
     </w:p>
+    <w:bookmarkEnd w:id="0"/>
     <w:p>
       <w:pPr>
         <w:shd w:val="clear" w:color="auto" w:fill="FFFFFF"/>
@@ -2152,7 +1699,7 @@
           <w:lang w:eastAsia="en-IN"/>
         </w:rPr>
         <w:pict w14:anchorId="404773FE">
-          <v:rect id="_x0000_i1042" style="width:0;height:1.5pt" o:hralign="center" o:hrstd="t" o:hr="t" fillcolor="#a0a0a0" stroked="f"/>
+          <v:rect id="_x0000_i1041" style="width:0;height:1.5pt" o:hralign="center" o:hrstd="t" o:hr="t" fillcolor="#a0a0a0" stroked="f"/>
         </w:pict>
       </w:r>
     </w:p>
@@ -2208,29 +1755,7 @@
           <w:szCs w:val="20"/>
           <w:lang w:eastAsia="en-IN"/>
         </w:rPr>
-        <w:t xml:space="preserve">13 </w:t>
-      </w:r>
-      <w:proofErr w:type="spellStart"/>
-      <w:r>
-        <w:rPr>
-          <w:rFonts w:ascii="Arial" w:eastAsia="Times New Roman" w:hAnsi="Arial" w:cs="Arial"/>
-          <w:color w:val="222222"/>
-          <w:sz w:val="20"/>
-          <w:szCs w:val="20"/>
-          <w:lang w:eastAsia="en-IN"/>
-        </w:rPr>
-        <w:t>Nights</w:t>
-      </w:r>
-      <w:proofErr w:type="spellEnd"/>
-      <w:r>
-        <w:rPr>
-          <w:rFonts w:ascii="Arial" w:eastAsia="Times New Roman" w:hAnsi="Arial" w:cs="Arial"/>
-          <w:color w:val="222222"/>
-          <w:sz w:val="20"/>
-          <w:szCs w:val="20"/>
-          <w:lang w:eastAsia="en-IN"/>
-        </w:rPr>
-        <w:t xml:space="preserve"> accommodation </w:t>
+        <w:t xml:space="preserve">13 Nights accommodation </w:t>
       </w:r>
     </w:p>
     <w:p>
@@ -2422,7 +1947,7 @@
           <w:lang w:eastAsia="en-IN"/>
         </w:rPr>
         <w:pict w14:anchorId="1039A07B">
-          <v:rect id="_x0000_i1043" style="width:0;height:1.5pt" o:hralign="center" o:hrstd="t" o:hr="t" fillcolor="#a0a0a0" stroked="f"/>
+          <v:rect id="_x0000_i1042" style="width:0;height:1.5pt" o:hralign="center" o:hrstd="t" o:hr="t" fillcolor="#a0a0a0" stroked="f"/>
         </w:pict>
       </w:r>
     </w:p>
@@ -2670,7 +2195,7 @@
           <w:lang w:eastAsia="en-IN"/>
         </w:rPr>
         <w:pict w14:anchorId="0DCE53EC">
-          <v:rect id="_x0000_i1044" style="width:0;height:1.5pt" o:hralign="center" o:hrstd="t" o:hr="t" fillcolor="#a0a0a0" stroked="f"/>
+          <v:rect id="_x0000_i1043" style="width:0;height:1.5pt" o:hralign="center" o:hrstd="t" o:hr="t" fillcolor="#a0a0a0" stroked="f"/>
         </w:pict>
       </w:r>
     </w:p>
@@ -2701,7 +2226,7 @@
 </file>
 
 <file path=word/endnotes.xml><?xml version="1.0" encoding="utf-8"?>
-<w:endnotes xmlns:wpc="http://schemas.microsoft.com/office/word/2010/wordprocessingCanvas" xmlns:cx="http://schemas.microsoft.com/office/drawing/2014/chartex" xmlns:cx1="http://schemas.microsoft.com/office/drawing/2015/9/8/chartex" xmlns:cx2="http://schemas.microsoft.com/office/drawing/2015/10/21/chartex" xmlns:cx3="http://schemas.microsoft.com/office/drawing/2016/5/9/chartex" xmlns:cx4="http://schemas.microsoft.com/office/drawing/2016/5/10/chartex" xmlns:cx5="http://schemas.microsoft.com/office/drawing/2016/5/11/chartex" xmlns:cx6="http://schemas.microsoft.com/office/drawing/2016/5/12/chartex" xmlns:cx7="http://schemas.microsoft.com/office/drawing/2016/5/13/chartex" xmlns:cx8="http://schemas.microsoft.com/office/drawing/2016/5/14/chartex" xmlns:mc="http://schemas.openxmlformats.org/markup-compatibility/2006" xmlns:aink="http://schemas.microsoft.com/office/drawing/2016/ink" xmlns:am3d="http://schemas.microsoft.com/office/drawing/2017/model3d" xmlns:o="urn:schemas-microsoft-com:office:office" xmlns:oel="http://schemas.microsoft.com/office/2019/extlst" xmlns:r="http://schemas.openxmlformats.org/officeDocument/2006/relationships" xmlns:m="http://schemas.openxmlformats.org/officeDocument/2006/math" xmlns:v="urn:schemas-microsoft-com:vml" xmlns:wp14="http://schemas.microsoft.com/office/word/2010/wordprocessingDrawing" xmlns:wp="http://schemas.openxmlformats.org/drawingml/2006/wordprocessingDrawing" xmlns:w10="urn:schemas-microsoft-com:office:word" xmlns:w="http://schemas.openxmlformats.org/wordprocessingml/2006/main" xmlns:w14="http://schemas.microsoft.com/office/word/2010/wordml" xmlns:w15="http://schemas.microsoft.com/office/word/2012/wordml" xmlns:w16cex="http://schemas.microsoft.com/office/word/2018/wordml/cex" xmlns:w16cid="http://schemas.microsoft.com/office/word/2016/wordml/cid" xmlns:w16="http://schemas.microsoft.com/office/word/2018/wordml" xmlns:w16du="http://schemas.microsoft.com/office/word/2023/wordml/word16du" xmlns:w16sdtdh="http://schemas.microsoft.com/office/word/2020/wordml/sdtdatahash" xmlns:w16sdtfl="http://schemas.microsoft.com/office/word/2024/wordml/sdtformatlock" xmlns:w16se="http://schemas.microsoft.com/office/word/2015/wordml/symex" xmlns:wpg="http://schemas.microsoft.com/office/word/2010/wordprocessingGroup" xmlns:wpi="http://schemas.microsoft.com/office/word/2010/wordprocessingInk" xmlns:wne="http://schemas.microsoft.com/office/word/2006/wordml" xmlns:wps="http://schemas.microsoft.com/office/word/2010/wordprocessingShape" mc:Ignorable="w14 w15 w16se w16cid w16 w16cex w16sdtdh w16sdtfl w16du wp14">
+<w:endnotes xmlns:wpc="http://schemas.microsoft.com/office/word/2010/wordprocessingCanvas" xmlns:cx="http://schemas.microsoft.com/office/drawing/2014/chartex" xmlns:cx1="http://schemas.microsoft.com/office/drawing/2015/9/8/chartex" xmlns:cx2="http://schemas.microsoft.com/office/drawing/2015/10/21/chartex" xmlns:cx3="http://schemas.microsoft.com/office/drawing/2016/5/9/chartex" xmlns:cx4="http://schemas.microsoft.com/office/drawing/2016/5/10/chartex" xmlns:cx5="http://schemas.microsoft.com/office/drawing/2016/5/11/chartex" xmlns:cx6="http://schemas.microsoft.com/office/drawing/2016/5/12/chartex" xmlns:cx7="http://schemas.microsoft.com/office/drawing/2016/5/13/chartex" xmlns:cx8="http://schemas.microsoft.com/office/drawing/2016/5/14/chartex" xmlns:mc="http://schemas.openxmlformats.org/markup-compatibility/2006" xmlns:aink="http://schemas.microsoft.com/office/drawing/2016/ink" xmlns:am3d="http://schemas.microsoft.com/office/drawing/2017/model3d" xmlns:o="urn:schemas-microsoft-com:office:office" xmlns:r="http://schemas.openxmlformats.org/officeDocument/2006/relationships" xmlns:m="http://schemas.openxmlformats.org/officeDocument/2006/math" xmlns:v="urn:schemas-microsoft-com:vml" xmlns:wp14="http://schemas.microsoft.com/office/word/2010/wordprocessingDrawing" xmlns:wp="http://schemas.openxmlformats.org/drawingml/2006/wordprocessingDrawing" xmlns:w10="urn:schemas-microsoft-com:office:word" xmlns:w="http://schemas.openxmlformats.org/wordprocessingml/2006/main" xmlns:w14="http://schemas.microsoft.com/office/word/2010/wordml" xmlns:w15="http://schemas.microsoft.com/office/word/2012/wordml" xmlns:w16cid="http://schemas.microsoft.com/office/word/2016/wordml/cid" xmlns:w16se="http://schemas.microsoft.com/office/word/2015/wordml/symex" xmlns:wpg="http://schemas.microsoft.com/office/word/2010/wordprocessingGroup" xmlns:wpi="http://schemas.microsoft.com/office/word/2010/wordprocessingInk" xmlns:wne="http://schemas.microsoft.com/office/word/2006/wordml" xmlns:wps="http://schemas.microsoft.com/office/word/2010/wordprocessingShape" mc:Ignorable="w14 w15 w16se w16cid wp14">
   <w:endnote w:type="separator" w:id="-1">
     <w:p>
       <w:pPr>
@@ -2726,7 +2251,7 @@
 </file>
 
 <file path=word/footer1.xml><?xml version="1.0" encoding="utf-8"?>
-<w:ftr xmlns:wpc="http://schemas.microsoft.com/office/word/2010/wordprocessingCanvas" xmlns:cx="http://schemas.microsoft.com/office/drawing/2014/chartex" xmlns:cx1="http://schemas.microsoft.com/office/drawing/2015/9/8/chartex" xmlns:cx2="http://schemas.microsoft.com/office/drawing/2015/10/21/chartex" xmlns:cx3="http://schemas.microsoft.com/office/drawing/2016/5/9/chartex" xmlns:cx4="http://schemas.microsoft.com/office/drawing/2016/5/10/chartex" xmlns:cx5="http://schemas.microsoft.com/office/drawing/2016/5/11/chartex" xmlns:cx6="http://schemas.microsoft.com/office/drawing/2016/5/12/chartex" xmlns:cx7="http://schemas.microsoft.com/office/drawing/2016/5/13/chartex" xmlns:cx8="http://schemas.microsoft.com/office/drawing/2016/5/14/chartex" xmlns:mc="http://schemas.openxmlformats.org/markup-compatibility/2006" xmlns:aink="http://schemas.microsoft.com/office/drawing/2016/ink" xmlns:am3d="http://schemas.microsoft.com/office/drawing/2017/model3d" xmlns:o="urn:schemas-microsoft-com:office:office" xmlns:oel="http://schemas.microsoft.com/office/2019/extlst" xmlns:r="http://schemas.openxmlformats.org/officeDocument/2006/relationships" xmlns:m="http://schemas.openxmlformats.org/officeDocument/2006/math" xmlns:v="urn:schemas-microsoft-com:vml" xmlns:wp14="http://schemas.microsoft.com/office/word/2010/wordprocessingDrawing" xmlns:wp="http://schemas.openxmlformats.org/drawingml/2006/wordprocessingDrawing" xmlns:w10="urn:schemas-microsoft-com:office:word" xmlns:w="http://schemas.openxmlformats.org/wordprocessingml/2006/main" xmlns:w14="http://schemas.microsoft.com/office/word/2010/wordml" xmlns:w15="http://schemas.microsoft.com/office/word/2012/wordml" xmlns:w16cex="http://schemas.microsoft.com/office/word/2018/wordml/cex" xmlns:w16cid="http://schemas.microsoft.com/office/word/2016/wordml/cid" xmlns:w16="http://schemas.microsoft.com/office/word/2018/wordml" xmlns:w16du="http://schemas.microsoft.com/office/word/2023/wordml/word16du" xmlns:w16sdtdh="http://schemas.microsoft.com/office/word/2020/wordml/sdtdatahash" xmlns:w16sdtfl="http://schemas.microsoft.com/office/word/2024/wordml/sdtformatlock" xmlns:w16se="http://schemas.microsoft.com/office/word/2015/wordml/symex" xmlns:wpg="http://schemas.microsoft.com/office/word/2010/wordprocessingGroup" xmlns:wpi="http://schemas.microsoft.com/office/word/2010/wordprocessingInk" xmlns:wne="http://schemas.microsoft.com/office/word/2006/wordml" xmlns:wps="http://schemas.microsoft.com/office/word/2010/wordprocessingShape" mc:Ignorable="w14 w15 w16se w16cid w16 w16cex w16sdtdh w16sdtfl w16du wp14">
+<w:ftr xmlns:wpc="http://schemas.microsoft.com/office/word/2010/wordprocessingCanvas" xmlns:cx="http://schemas.microsoft.com/office/drawing/2014/chartex" xmlns:cx1="http://schemas.microsoft.com/office/drawing/2015/9/8/chartex" xmlns:cx2="http://schemas.microsoft.com/office/drawing/2015/10/21/chartex" xmlns:cx3="http://schemas.microsoft.com/office/drawing/2016/5/9/chartex" xmlns:cx4="http://schemas.microsoft.com/office/drawing/2016/5/10/chartex" xmlns:cx5="http://schemas.microsoft.com/office/drawing/2016/5/11/chartex" xmlns:cx6="http://schemas.microsoft.com/office/drawing/2016/5/12/chartex" xmlns:cx7="http://schemas.microsoft.com/office/drawing/2016/5/13/chartex" xmlns:cx8="http://schemas.microsoft.com/office/drawing/2016/5/14/chartex" xmlns:mc="http://schemas.openxmlformats.org/markup-compatibility/2006" xmlns:aink="http://schemas.microsoft.com/office/drawing/2016/ink" xmlns:am3d="http://schemas.microsoft.com/office/drawing/2017/model3d" xmlns:o="urn:schemas-microsoft-com:office:office" xmlns:r="http://schemas.openxmlformats.org/officeDocument/2006/relationships" xmlns:m="http://schemas.openxmlformats.org/officeDocument/2006/math" xmlns:v="urn:schemas-microsoft-com:vml" xmlns:wp14="http://schemas.microsoft.com/office/word/2010/wordprocessingDrawing" xmlns:wp="http://schemas.openxmlformats.org/drawingml/2006/wordprocessingDrawing" xmlns:w10="urn:schemas-microsoft-com:office:word" xmlns:w="http://schemas.openxmlformats.org/wordprocessingml/2006/main" xmlns:w14="http://schemas.microsoft.com/office/word/2010/wordml" xmlns:w15="http://schemas.microsoft.com/office/word/2012/wordml" xmlns:w16cid="http://schemas.microsoft.com/office/word/2016/wordml/cid" xmlns:w16se="http://schemas.microsoft.com/office/word/2015/wordml/symex" xmlns:wpg="http://schemas.microsoft.com/office/word/2010/wordprocessingGroup" xmlns:wpi="http://schemas.microsoft.com/office/word/2010/wordprocessingInk" xmlns:wne="http://schemas.microsoft.com/office/word/2006/wordml" xmlns:wps="http://schemas.microsoft.com/office/word/2010/wordprocessingShape" mc:Ignorable="w14 w15 w16se w16cid wp14">
   <w:p>
     <w:pPr>
       <w:pStyle w:val="Footer"/>
@@ -2760,23 +2285,7 @@
         <w:i/>
         <w:sz w:val="20"/>
       </w:rPr>
-      <w:t xml:space="preserve">1A, Pleasant Apartment, No.45, Taylors Road, </w:t>
-    </w:r>
-    <w:proofErr w:type="spellStart"/>
-    <w:r>
-      <w:rPr>
-        <w:i/>
-        <w:sz w:val="20"/>
-      </w:rPr>
-      <w:t>Kilpauk</w:t>
-    </w:r>
-    <w:proofErr w:type="spellEnd"/>
-    <w:r>
-      <w:rPr>
-        <w:i/>
-        <w:sz w:val="20"/>
-      </w:rPr>
-      <w:t>, Chennai-600010.</w:t>
+      <w:t>1A, Pleasant Apartment, No.45, Taylors Road, Kilpauk, Chennai-600010.</w:t>
     </w:r>
   </w:p>
   <w:p>
@@ -2820,7 +2329,7 @@
 </file>
 
 <file path=word/footnotes.xml><?xml version="1.0" encoding="utf-8"?>
-<w:footnotes xmlns:wpc="http://schemas.microsoft.com/office/word/2010/wordprocessingCanvas" xmlns:cx="http://schemas.microsoft.com/office/drawing/2014/chartex" xmlns:cx1="http://schemas.microsoft.com/office/drawing/2015/9/8/chartex" xmlns:cx2="http://schemas.microsoft.com/office/drawing/2015/10/21/chartex" xmlns:cx3="http://schemas.microsoft.com/office/drawing/2016/5/9/chartex" xmlns:cx4="http://schemas.microsoft.com/office/drawing/2016/5/10/chartex" xmlns:cx5="http://schemas.microsoft.com/office/drawing/2016/5/11/chartex" xmlns:cx6="http://schemas.microsoft.com/office/drawing/2016/5/12/chartex" xmlns:cx7="http://schemas.microsoft.com/office/drawing/2016/5/13/chartex" xmlns:cx8="http://schemas.microsoft.com/office/drawing/2016/5/14/chartex" xmlns:mc="http://schemas.openxmlformats.org/markup-compatibility/2006" xmlns:aink="http://schemas.microsoft.com/office/drawing/2016/ink" xmlns:am3d="http://schemas.microsoft.com/office/drawing/2017/model3d" xmlns:o="urn:schemas-microsoft-com:office:office" xmlns:oel="http://schemas.microsoft.com/office/2019/extlst" xmlns:r="http://schemas.openxmlformats.org/officeDocument/2006/relationships" xmlns:m="http://schemas.openxmlformats.org/officeDocument/2006/math" xmlns:v="urn:schemas-microsoft-com:vml" xmlns:wp14="http://schemas.microsoft.com/office/word/2010/wordprocessingDrawing" xmlns:wp="http://schemas.openxmlformats.org/drawingml/2006/wordprocessingDrawing" xmlns:w10="urn:schemas-microsoft-com:office:word" xmlns:w="http://schemas.openxmlformats.org/wordprocessingml/2006/main" xmlns:w14="http://schemas.microsoft.com/office/word/2010/wordml" xmlns:w15="http://schemas.microsoft.com/office/word/2012/wordml" xmlns:w16cex="http://schemas.microsoft.com/office/word/2018/wordml/cex" xmlns:w16cid="http://schemas.microsoft.com/office/word/2016/wordml/cid" xmlns:w16="http://schemas.microsoft.com/office/word/2018/wordml" xmlns:w16du="http://schemas.microsoft.com/office/word/2023/wordml/word16du" xmlns:w16sdtdh="http://schemas.microsoft.com/office/word/2020/wordml/sdtdatahash" xmlns:w16sdtfl="http://schemas.microsoft.com/office/word/2024/wordml/sdtformatlock" xmlns:w16se="http://schemas.microsoft.com/office/word/2015/wordml/symex" xmlns:wpg="http://schemas.microsoft.com/office/word/2010/wordprocessingGroup" xmlns:wpi="http://schemas.microsoft.com/office/word/2010/wordprocessingInk" xmlns:wne="http://schemas.microsoft.com/office/word/2006/wordml" xmlns:wps="http://schemas.microsoft.com/office/word/2010/wordprocessingShape" mc:Ignorable="w14 w15 w16se w16cid w16 w16cex w16sdtdh w16sdtfl w16du wp14">
+<w:footnotes xmlns:wpc="http://schemas.microsoft.com/office/word/2010/wordprocessingCanvas" xmlns:cx="http://schemas.microsoft.com/office/drawing/2014/chartex" xmlns:cx1="http://schemas.microsoft.com/office/drawing/2015/9/8/chartex" xmlns:cx2="http://schemas.microsoft.com/office/drawing/2015/10/21/chartex" xmlns:cx3="http://schemas.microsoft.com/office/drawing/2016/5/9/chartex" xmlns:cx4="http://schemas.microsoft.com/office/drawing/2016/5/10/chartex" xmlns:cx5="http://schemas.microsoft.com/office/drawing/2016/5/11/chartex" xmlns:cx6="http://schemas.microsoft.com/office/drawing/2016/5/12/chartex" xmlns:cx7="http://schemas.microsoft.com/office/drawing/2016/5/13/chartex" xmlns:cx8="http://schemas.microsoft.com/office/drawing/2016/5/14/chartex" xmlns:mc="http://schemas.openxmlformats.org/markup-compatibility/2006" xmlns:aink="http://schemas.microsoft.com/office/drawing/2016/ink" xmlns:am3d="http://schemas.microsoft.com/office/drawing/2017/model3d" xmlns:o="urn:schemas-microsoft-com:office:office" xmlns:r="http://schemas.openxmlformats.org/officeDocument/2006/relationships" xmlns:m="http://schemas.openxmlformats.org/officeDocument/2006/math" xmlns:v="urn:schemas-microsoft-com:vml" xmlns:wp14="http://schemas.microsoft.com/office/word/2010/wordprocessingDrawing" xmlns:wp="http://schemas.openxmlformats.org/drawingml/2006/wordprocessingDrawing" xmlns:w10="urn:schemas-microsoft-com:office:word" xmlns:w="http://schemas.openxmlformats.org/wordprocessingml/2006/main" xmlns:w14="http://schemas.microsoft.com/office/word/2010/wordml" xmlns:w15="http://schemas.microsoft.com/office/word/2012/wordml" xmlns:w16cid="http://schemas.microsoft.com/office/word/2016/wordml/cid" xmlns:w16se="http://schemas.microsoft.com/office/word/2015/wordml/symex" xmlns:wpg="http://schemas.microsoft.com/office/word/2010/wordprocessingGroup" xmlns:wpi="http://schemas.microsoft.com/office/word/2010/wordprocessingInk" xmlns:wne="http://schemas.microsoft.com/office/word/2006/wordml" xmlns:wps="http://schemas.microsoft.com/office/word/2010/wordprocessingShape" mc:Ignorable="w14 w15 w16se w16cid wp14">
   <w:footnote w:type="separator" w:id="-1">
     <w:p>
       <w:pPr>
@@ -2845,7 +2354,7 @@
 </file>
 
 <file path=word/header1.xml><?xml version="1.0" encoding="utf-8"?>
-<w:hdr xmlns:wpc="http://schemas.microsoft.com/office/word/2010/wordprocessingCanvas" xmlns:cx="http://schemas.microsoft.com/office/drawing/2014/chartex" xmlns:cx1="http://schemas.microsoft.com/office/drawing/2015/9/8/chartex" xmlns:cx2="http://schemas.microsoft.com/office/drawing/2015/10/21/chartex" xmlns:cx3="http://schemas.microsoft.com/office/drawing/2016/5/9/chartex" xmlns:cx4="http://schemas.microsoft.com/office/drawing/2016/5/10/chartex" xmlns:cx5="http://schemas.microsoft.com/office/drawing/2016/5/11/chartex" xmlns:cx6="http://schemas.microsoft.com/office/drawing/2016/5/12/chartex" xmlns:cx7="http://schemas.microsoft.com/office/drawing/2016/5/13/chartex" xmlns:cx8="http://schemas.microsoft.com/office/drawing/2016/5/14/chartex" xmlns:mc="http://schemas.openxmlformats.org/markup-compatibility/2006" xmlns:aink="http://schemas.microsoft.com/office/drawing/2016/ink" xmlns:am3d="http://schemas.microsoft.com/office/drawing/2017/model3d" xmlns:o="urn:schemas-microsoft-com:office:office" xmlns:oel="http://schemas.microsoft.com/office/2019/extlst" xmlns:r="http://schemas.openxmlformats.org/officeDocument/2006/relationships" xmlns:m="http://schemas.openxmlformats.org/officeDocument/2006/math" xmlns:v="urn:schemas-microsoft-com:vml" xmlns:wp14="http://schemas.microsoft.com/office/word/2010/wordprocessingDrawing" xmlns:wp="http://schemas.openxmlformats.org/drawingml/2006/wordprocessingDrawing" xmlns:w10="urn:schemas-microsoft-com:office:word" xmlns:w="http://schemas.openxmlformats.org/wordprocessingml/2006/main" xmlns:w14="http://schemas.microsoft.com/office/word/2010/wordml" xmlns:w15="http://schemas.microsoft.com/office/word/2012/wordml" xmlns:w16cex="http://schemas.microsoft.com/office/word/2018/wordml/cex" xmlns:w16cid="http://schemas.microsoft.com/office/word/2016/wordml/cid" xmlns:w16="http://schemas.microsoft.com/office/word/2018/wordml" xmlns:w16du="http://schemas.microsoft.com/office/word/2023/wordml/word16du" xmlns:w16sdtdh="http://schemas.microsoft.com/office/word/2020/wordml/sdtdatahash" xmlns:w16sdtfl="http://schemas.microsoft.com/office/word/2024/wordml/sdtformatlock" xmlns:w16se="http://schemas.microsoft.com/office/word/2015/wordml/symex" xmlns:wpg="http://schemas.microsoft.com/office/word/2010/wordprocessingGroup" xmlns:wpi="http://schemas.microsoft.com/office/word/2010/wordprocessingInk" xmlns:wne="http://schemas.microsoft.com/office/word/2006/wordml" xmlns:wps="http://schemas.microsoft.com/office/word/2010/wordprocessingShape" mc:Ignorable="w14 w15 w16se w16cid w16 w16cex w16sdtdh w16sdtfl w16du wp14">
+<w:hdr xmlns:wpc="http://schemas.microsoft.com/office/word/2010/wordprocessingCanvas" xmlns:cx="http://schemas.microsoft.com/office/drawing/2014/chartex" xmlns:cx1="http://schemas.microsoft.com/office/drawing/2015/9/8/chartex" xmlns:cx2="http://schemas.microsoft.com/office/drawing/2015/10/21/chartex" xmlns:cx3="http://schemas.microsoft.com/office/drawing/2016/5/9/chartex" xmlns:cx4="http://schemas.microsoft.com/office/drawing/2016/5/10/chartex" xmlns:cx5="http://schemas.microsoft.com/office/drawing/2016/5/11/chartex" xmlns:cx6="http://schemas.microsoft.com/office/drawing/2016/5/12/chartex" xmlns:cx7="http://schemas.microsoft.com/office/drawing/2016/5/13/chartex" xmlns:cx8="http://schemas.microsoft.com/office/drawing/2016/5/14/chartex" xmlns:mc="http://schemas.openxmlformats.org/markup-compatibility/2006" xmlns:aink="http://schemas.microsoft.com/office/drawing/2016/ink" xmlns:am3d="http://schemas.microsoft.com/office/drawing/2017/model3d" xmlns:o="urn:schemas-microsoft-com:office:office" xmlns:r="http://schemas.openxmlformats.org/officeDocument/2006/relationships" xmlns:m="http://schemas.openxmlformats.org/officeDocument/2006/math" xmlns:v="urn:schemas-microsoft-com:vml" xmlns:wp14="http://schemas.microsoft.com/office/word/2010/wordprocessingDrawing" xmlns:wp="http://schemas.openxmlformats.org/drawingml/2006/wordprocessingDrawing" xmlns:w10="urn:schemas-microsoft-com:office:word" xmlns:w="http://schemas.openxmlformats.org/wordprocessingml/2006/main" xmlns:w14="http://schemas.microsoft.com/office/word/2010/wordml" xmlns:w15="http://schemas.microsoft.com/office/word/2012/wordml" xmlns:w16cid="http://schemas.microsoft.com/office/word/2016/wordml/cid" xmlns:w16se="http://schemas.microsoft.com/office/word/2015/wordml/symex" xmlns:wpg="http://schemas.microsoft.com/office/word/2010/wordprocessingGroup" xmlns:wpi="http://schemas.microsoft.com/office/word/2010/wordprocessingInk" xmlns:wne="http://schemas.microsoft.com/office/word/2006/wordml" xmlns:wps="http://schemas.microsoft.com/office/word/2010/wordprocessingShape" mc:Ignorable="w14 w15 w16se w16cid wp14">
   <w:p>
     <w:pPr>
       <w:pStyle w:val="Header"/>
@@ -2942,7 +2451,7 @@
 </file>
 
 <file path=word/numbering.xml><?xml version="1.0" encoding="utf-8"?>
-<w:numbering xmlns:wpc="http://schemas.microsoft.com/office/word/2010/wordprocessingCanvas" xmlns:cx="http://schemas.microsoft.com/office/drawing/2014/chartex" xmlns:cx1="http://schemas.microsoft.com/office/drawing/2015/9/8/chartex" xmlns:cx2="http://schemas.microsoft.com/office/drawing/2015/10/21/chartex" xmlns:cx3="http://schemas.microsoft.com/office/drawing/2016/5/9/chartex" xmlns:cx4="http://schemas.microsoft.com/office/drawing/2016/5/10/chartex" xmlns:cx5="http://schemas.microsoft.com/office/drawing/2016/5/11/chartex" xmlns:cx6="http://schemas.microsoft.com/office/drawing/2016/5/12/chartex" xmlns:cx7="http://schemas.microsoft.com/office/drawing/2016/5/13/chartex" xmlns:cx8="http://schemas.microsoft.com/office/drawing/2016/5/14/chartex" xmlns:mc="http://schemas.openxmlformats.org/markup-compatibility/2006" xmlns:aink="http://schemas.microsoft.com/office/drawing/2016/ink" xmlns:am3d="http://schemas.microsoft.com/office/drawing/2017/model3d" xmlns:o="urn:schemas-microsoft-com:office:office" xmlns:oel="http://schemas.microsoft.com/office/2019/extlst" xmlns:r="http://schemas.openxmlformats.org/officeDocument/2006/relationships" xmlns:m="http://schemas.openxmlformats.org/officeDocument/2006/math" xmlns:v="urn:schemas-microsoft-com:vml" xmlns:wp14="http://schemas.microsoft.com/office/word/2010/wordprocessingDrawing" xmlns:wp="http://schemas.openxmlformats.org/drawingml/2006/wordprocessingDrawing" xmlns:w10="urn:schemas-microsoft-com:office:word" xmlns:w="http://schemas.openxmlformats.org/wordprocessingml/2006/main" xmlns:w14="http://schemas.microsoft.com/office/word/2010/wordml" xmlns:w15="http://schemas.microsoft.com/office/word/2012/wordml" xmlns:w16cex="http://schemas.microsoft.com/office/word/2018/wordml/cex" xmlns:w16cid="http://schemas.microsoft.com/office/word/2016/wordml/cid" xmlns:w16="http://schemas.microsoft.com/office/word/2018/wordml" xmlns:w16du="http://schemas.microsoft.com/office/word/2023/wordml/word16du" xmlns:w16sdtdh="http://schemas.microsoft.com/office/word/2020/wordml/sdtdatahash" xmlns:w16sdtfl="http://schemas.microsoft.com/office/word/2024/wordml/sdtformatlock" xmlns:w16se="http://schemas.microsoft.com/office/word/2015/wordml/symex" xmlns:wpg="http://schemas.microsoft.com/office/word/2010/wordprocessingGroup" xmlns:wpi="http://schemas.microsoft.com/office/word/2010/wordprocessingInk" xmlns:wne="http://schemas.microsoft.com/office/word/2006/wordml" xmlns:wps="http://schemas.microsoft.com/office/word/2010/wordprocessingShape" mc:Ignorable="w14 w15 w16se w16cid w16 w16cex w16sdtdh w16sdtfl w16du wp14">
+<w:numbering xmlns:wpc="http://schemas.microsoft.com/office/word/2010/wordprocessingCanvas" xmlns:cx="http://schemas.microsoft.com/office/drawing/2014/chartex" xmlns:cx1="http://schemas.microsoft.com/office/drawing/2015/9/8/chartex" xmlns:cx2="http://schemas.microsoft.com/office/drawing/2015/10/21/chartex" xmlns:cx3="http://schemas.microsoft.com/office/drawing/2016/5/9/chartex" xmlns:cx4="http://schemas.microsoft.com/office/drawing/2016/5/10/chartex" xmlns:cx5="http://schemas.microsoft.com/office/drawing/2016/5/11/chartex" xmlns:cx6="http://schemas.microsoft.com/office/drawing/2016/5/12/chartex" xmlns:cx7="http://schemas.microsoft.com/office/drawing/2016/5/13/chartex" xmlns:cx8="http://schemas.microsoft.com/office/drawing/2016/5/14/chartex" xmlns:mc="http://schemas.openxmlformats.org/markup-compatibility/2006" xmlns:aink="http://schemas.microsoft.com/office/drawing/2016/ink" xmlns:am3d="http://schemas.microsoft.com/office/drawing/2017/model3d" xmlns:o="urn:schemas-microsoft-com:office:office" xmlns:r="http://schemas.openxmlformats.org/officeDocument/2006/relationships" xmlns:m="http://schemas.openxmlformats.org/officeDocument/2006/math" xmlns:v="urn:schemas-microsoft-com:vml" xmlns:wp14="http://schemas.microsoft.com/office/word/2010/wordprocessingDrawing" xmlns:wp="http://schemas.openxmlformats.org/drawingml/2006/wordprocessingDrawing" xmlns:w10="urn:schemas-microsoft-com:office:word" xmlns:w="http://schemas.openxmlformats.org/wordprocessingml/2006/main" xmlns:w14="http://schemas.microsoft.com/office/word/2010/wordml" xmlns:w15="http://schemas.microsoft.com/office/word/2012/wordml" xmlns:w16cid="http://schemas.microsoft.com/office/word/2016/wordml/cid" xmlns:w16se="http://schemas.microsoft.com/office/word/2015/wordml/symex" xmlns:wpg="http://schemas.microsoft.com/office/word/2010/wordprocessingGroup" xmlns:wpi="http://schemas.microsoft.com/office/word/2010/wordprocessingInk" xmlns:wne="http://schemas.microsoft.com/office/word/2006/wordml" xmlns:wps="http://schemas.microsoft.com/office/word/2010/wordprocessingShape" mc:Ignorable="w14 w15 w16se w16cid wp14">
   <w:abstractNum w:abstractNumId="0" w15:restartNumberingAfterBreak="0">
     <w:nsid w:val="007414E5"/>
     <w:multiLevelType w:val="multilevel"/>
@@ -5070,56 +4579,56 @@
       </w:rPr>
     </w:lvl>
   </w:abstractNum>
-  <w:num w:numId="1" w16cid:durableId="993335116">
+  <w:num w:numId="1">
     <w:abstractNumId w:val="1"/>
   </w:num>
-  <w:num w:numId="2" w16cid:durableId="23289927">
+  <w:num w:numId="2">
     <w:abstractNumId w:val="11"/>
   </w:num>
-  <w:num w:numId="3" w16cid:durableId="1682779751">
+  <w:num w:numId="3">
     <w:abstractNumId w:val="0"/>
   </w:num>
-  <w:num w:numId="4" w16cid:durableId="2094819507">
+  <w:num w:numId="4">
     <w:abstractNumId w:val="5"/>
   </w:num>
-  <w:num w:numId="5" w16cid:durableId="25757208">
+  <w:num w:numId="5">
     <w:abstractNumId w:val="2"/>
   </w:num>
-  <w:num w:numId="6" w16cid:durableId="155461135">
+  <w:num w:numId="6">
     <w:abstractNumId w:val="10"/>
   </w:num>
-  <w:num w:numId="7" w16cid:durableId="303435845">
+  <w:num w:numId="7">
     <w:abstractNumId w:val="12"/>
   </w:num>
-  <w:num w:numId="8" w16cid:durableId="171920525">
+  <w:num w:numId="8">
     <w:abstractNumId w:val="4"/>
   </w:num>
-  <w:num w:numId="9" w16cid:durableId="1970357140">
+  <w:num w:numId="9">
     <w:abstractNumId w:val="13"/>
   </w:num>
-  <w:num w:numId="10" w16cid:durableId="1336614185">
+  <w:num w:numId="10">
     <w:abstractNumId w:val="7"/>
   </w:num>
-  <w:num w:numId="11" w16cid:durableId="1161387878">
+  <w:num w:numId="11">
     <w:abstractNumId w:val="14"/>
   </w:num>
-  <w:num w:numId="12" w16cid:durableId="1485660133">
+  <w:num w:numId="12">
     <w:abstractNumId w:val="3"/>
   </w:num>
-  <w:num w:numId="13" w16cid:durableId="1807968559">
+  <w:num w:numId="13">
     <w:abstractNumId w:val="9"/>
   </w:num>
-  <w:num w:numId="14" w16cid:durableId="164830242">
+  <w:num w:numId="14">
     <w:abstractNumId w:val="6"/>
   </w:num>
-  <w:num w:numId="15" w16cid:durableId="2083988387">
+  <w:num w:numId="15">
     <w:abstractNumId w:val="8"/>
   </w:num>
 </w:numbering>
 </file>
 
 <file path=word/styles.xml><?xml version="1.0" encoding="utf-8"?>
-<w:styles xmlns:mc="http://schemas.openxmlformats.org/markup-compatibility/2006" xmlns:r="http://schemas.openxmlformats.org/officeDocument/2006/relationships" xmlns:w="http://schemas.openxmlformats.org/wordprocessingml/2006/main" xmlns:w14="http://schemas.microsoft.com/office/word/2010/wordml" xmlns:w15="http://schemas.microsoft.com/office/word/2012/wordml" xmlns:w16cex="http://schemas.microsoft.com/office/word/2018/wordml/cex" xmlns:w16cid="http://schemas.microsoft.com/office/word/2016/wordml/cid" xmlns:w16="http://schemas.microsoft.com/office/word/2018/wordml" xmlns:w16du="http://schemas.microsoft.com/office/word/2023/wordml/word16du" xmlns:w16sdtdh="http://schemas.microsoft.com/office/word/2020/wordml/sdtdatahash" xmlns:w16sdtfl="http://schemas.microsoft.com/office/word/2024/wordml/sdtformatlock" xmlns:w16se="http://schemas.microsoft.com/office/word/2015/wordml/symex" mc:Ignorable="w14 w15 w16se w16cid w16 w16cex w16sdtdh w16sdtfl w16du">
+<w:styles xmlns:mc="http://schemas.openxmlformats.org/markup-compatibility/2006" xmlns:r="http://schemas.openxmlformats.org/officeDocument/2006/relationships" xmlns:w="http://schemas.openxmlformats.org/wordprocessingml/2006/main" xmlns:w14="http://schemas.microsoft.com/office/word/2010/wordml" xmlns:w15="http://schemas.microsoft.com/office/word/2012/wordml" xmlns:w16cid="http://schemas.microsoft.com/office/word/2016/wordml/cid" xmlns:w16se="http://schemas.microsoft.com/office/word/2015/wordml/symex" mc:Ignorable="w14 w15 w16se w16cid">
   <w:docDefaults>
     <w:rPrDefault>
       <w:rPr>
@@ -5135,7 +4644,7 @@
       </w:pPr>
     </w:pPrDefault>
   </w:docDefaults>
-  <w:latentStyles w:defLockedState="0" w:defUIPriority="99" w:defSemiHidden="0" w:defUnhideWhenUsed="0" w:defQFormat="0" w:count="376">
+  <w:latentStyles w:defLockedState="0" w:defUIPriority="99" w:defSemiHidden="0" w:defUnhideWhenUsed="0" w:defQFormat="0" w:count="375">
     <w:lsdException w:name="Normal" w:uiPriority="0" w:qFormat="1"/>
     <w:lsdException w:name="heading 1" w:uiPriority="9" w:qFormat="1"/>
     <w:lsdException w:name="heading 2" w:semiHidden="1" w:uiPriority="9" w:unhideWhenUsed="1" w:qFormat="1"/>
@@ -5511,7 +5020,6 @@
     <w:lsdException w:name="Smart Hyperlink" w:semiHidden="1" w:unhideWhenUsed="1"/>
     <w:lsdException w:name="Hashtag" w:semiHidden="1" w:unhideWhenUsed="1"/>
     <w:lsdException w:name="Unresolved Mention" w:semiHidden="1" w:unhideWhenUsed="1"/>
-    <w:lsdException w:name="Smart Link" w:semiHidden="1" w:unhideWhenUsed="1"/>
   </w:latentStyles>
   <w:style w:type="paragraph" w:default="1" w:styleId="Normal">
     <w:name w:val="Normal"/>
